--- a/docs/U2/U2_Design_Funtional_Requirement.docx
+++ b/docs/U2/U2_Design_Funtional_Requirement.docx
@@ -2759,6 +2759,25 @@
           <w:rtl w:val="0"/>
         </w:rPr>
         <w:t xml:space="preserve">รหัสและชื่อวิชา ของวิชาที่กดเปิด</w:t>
+      </w:r>
+    </w:p>
+    <w:p>
+      <w:pPr>
+        <w:numPr>
+          <w:ilvl w:val="0"/>
+          <w:numId w:val="1"/>
+        </w:numPr>
+        <w:ind w:left="1440" w:hanging="360"/>
+        <w:rPr>
+          <w:u w:val="none"/>
+        </w:rPr>
+      </w:pPr>
+      <w:r>
+        <w:rPr>
+          <w:rFonts w:ascii="Arial Unicode MS" w:cs="Arial Unicode MS" w:eastAsia="Arial Unicode MS" w:hAnsi="Arial Unicode MS"/>
+          <w:rtl w:val="0"/>
+        </w:rPr>
+        <w:t xml:space="preserve">ชื่ออาจารย์ผู้สอนจากข้อมูลพื้นฐานรายวิชาหลักสูตร 2566 ที่ระบบเตรียมไว้ </w:t>
       </w:r>
     </w:p>
     <w:p>
